--- a/docs/vignettes/welch_ttest_vignette/03_two_sample_mann_whitney_u_test.docx
+++ b/docs/vignettes/welch_ttest_vignette/03_two_sample_mann_whitney_u_test.docx
@@ -4957,7 +4957,7 @@
         <w:rPr>
           <w:rStyle w:val="VerbatimChar"/>
         </w:rPr>
-        <w:t xml:space="preserve">Z = -3.0609, p-value = 0.002</w:t>
+        <w:t xml:space="preserve">Z = -3.0609, p-value = 0.0025</w:t>
       </w:r>
       <w:r>
         <w:br/>

--- a/docs/vignettes/welch_ttest_vignette/03_two_sample_mann_whitney_u_test.docx
+++ b/docs/vignettes/welch_ttest_vignette/03_two_sample_mann_whitney_u_test.docx
@@ -4957,7 +4957,7 @@
         <w:rPr>
           <w:rStyle w:val="VerbatimChar"/>
         </w:rPr>
-        <w:t xml:space="preserve">Z = -3.0609, p-value = 0.0025</w:t>
+        <w:t xml:space="preserve">Z = -3.0609, p-value = 0.0023</w:t>
       </w:r>
       <w:r>
         <w:br/>

--- a/docs/vignettes/welch_ttest_vignette/03_two_sample_mann_whitney_u_test.docx
+++ b/docs/vignettes/welch_ttest_vignette/03_two_sample_mann_whitney_u_test.docx
@@ -4957,7 +4957,7 @@
         <w:rPr>
           <w:rStyle w:val="VerbatimChar"/>
         </w:rPr>
-        <w:t xml:space="preserve">Z = -3.0609, p-value = 0.0023</w:t>
+        <w:t xml:space="preserve">Z = -3.0609, p-value = 0.0019</w:t>
       </w:r>
       <w:r>
         <w:br/>

--- a/docs/vignettes/welch_ttest_vignette/03_two_sample_mann_whitney_u_test.docx
+++ b/docs/vignettes/welch_ttest_vignette/03_two_sample_mann_whitney_u_test.docx
@@ -4957,7 +4957,7 @@
         <w:rPr>
           <w:rStyle w:val="VerbatimChar"/>
         </w:rPr>
-        <w:t xml:space="preserve">Z = -3.0609, p-value = 0.0019</w:t>
+        <w:t xml:space="preserve">Z = -3.0609, p-value = 0.0014</w:t>
       </w:r>
       <w:r>
         <w:br/>

--- a/docs/vignettes/welch_ttest_vignette/03_two_sample_mann_whitney_u_test.docx
+++ b/docs/vignettes/welch_ttest_vignette/03_two_sample_mann_whitney_u_test.docx
@@ -4957,7 +4957,7 @@
         <w:rPr>
           <w:rStyle w:val="VerbatimChar"/>
         </w:rPr>
-        <w:t xml:space="preserve">Z = -3.0609, p-value = 0.0014</w:t>
+        <w:t xml:space="preserve">Z = -3.0609, p-value = 0.0018</w:t>
       </w:r>
       <w:r>
         <w:br/>

--- a/docs/vignettes/welch_ttest_vignette/03_two_sample_mann_whitney_u_test.docx
+++ b/docs/vignettes/welch_ttest_vignette/03_two_sample_mann_whitney_u_test.docx
@@ -4957,7 +4957,7 @@
         <w:rPr>
           <w:rStyle w:val="VerbatimChar"/>
         </w:rPr>
-        <w:t xml:space="preserve">Z = -3.0609, p-value = 0.0018</w:t>
+        <w:t xml:space="preserve">Z = -3.0609, p-value = 0.0013</w:t>
       </w:r>
       <w:r>
         <w:br/>
@@ -7935,7 +7935,7 @@
       <w:b/>
       <w:color w:themeColor="accent1" w:themeShade="BF" w:val="0F4761"/>
       <w:sz w:val="28"/>
-      <w:szCs w:val="40"/>
+      <w:szCs w:val="28"/>
     </w:rPr>
   </w:style>
   <w:style w:styleId="Heading2" w:type="paragraph">
@@ -7957,7 +7957,7 @@
     <w:rPr>
       <w:rFonts w:asciiTheme="majorHAnsi" w:cstheme="majorBidi" w:eastAsiaTheme="majorEastAsia" w:hAnsiTheme="majorHAnsi"/>
       <w:color w:themeColor="accent1" w:themeShade="BF" w:val="0F4761"/>
-      <w:szCs w:val="32"/>
+      <w:szCs w:val="28"/>
     </w:rPr>
   </w:style>
   <w:style w:styleId="Heading3" w:type="paragraph">
@@ -8269,8 +8269,8 @@
       <w:rFonts w:asciiTheme="majorHAnsi" w:cstheme="majorBidi" w:eastAsiaTheme="majorEastAsia" w:hAnsiTheme="majorHAnsi"/>
       <w:spacing w:val="-10"/>
       <w:kern w:val="28"/>
-      <w:sz w:val="56"/>
-      <w:szCs w:val="56"/>
+      <w:sz w:val="28"/>
+      <w:szCs w:val="28"/>
     </w:rPr>
   </w:style>
   <w:style w:customStyle="1" w:styleId="TitleChar" w:type="character">
@@ -8283,8 +8283,8 @@
       <w:rFonts w:asciiTheme="majorHAnsi" w:cstheme="majorBidi" w:eastAsiaTheme="majorEastAsia" w:hAnsiTheme="majorHAnsi"/>
       <w:spacing w:val="-10"/>
       <w:kern w:val="28"/>
-      <w:sz w:val="56"/>
-      <w:szCs w:val="56"/>
+      <w:sz w:val="28"/>
+      <w:szCs w:val="28"/>
     </w:rPr>
   </w:style>
   <w:style w:styleId="Subtitle" w:type="paragraph">
